--- a/02_kanri-flow_報告案_共通.docx
+++ b/02_kanri-flow_報告案_共通.docx
@@ -1,5 +1,58 @@
 
-<file path=word/document.xml><?xml version="1.0" encoding="utf-8"?>
+<file path=docProps\app.xml><?xml version="1.0" encoding="utf-8"?>
+<Properties xmlns="http://schemas.openxmlformats.org/officeDocument/2006/extended-properties" xmlns:vt="http://schemas.openxmlformats.org/officeDocument/2006/docPropsVTypes">
+  <Template>Normal</Template>
+  <TotalTime>7</TotalTime>
+  <Pages>2</Pages>
+  <Words>539</Words>
+  <Characters>616</Characters>
+  <Application>Microsoft Office Word</Application>
+  <DocSecurity>0</DocSecurity>
+  <Lines>41</Lines>
+  <Paragraphs>46</Paragraphs>
+  <ScaleCrop>false</ScaleCrop>
+  <HeadingPairs>
+    <vt:vector size="2" baseType="variant">
+      <vt:variant>
+        <vt:lpstr>タイトル</vt:lpstr>
+      </vt:variant>
+      <vt:variant>
+        <vt:i4>1</vt:i4>
+      </vt:variant>
+    </vt:vector>
+  </HeadingPairs>
+  <TitlesOfParts>
+    <vt:vector size="1" baseType="lpstr">
+      <vt:lpstr/>
+    </vt:vector>
+  </TitlesOfParts>
+  <Company/>
+  <LinksUpToDate>false</LinksUpToDate>
+  <CharactersWithSpaces>1109</CharactersWithSpaces>
+  <SharedDoc>false</SharedDoc>
+  <HyperlinksChanged>false</HyperlinksChanged>
+  <AppVersion>16.0000</AppVersion>
+</Properties>
+</file>
+
+<file path=docProps\core.xml><?xml version="1.0" encoding="utf-8"?>
+<cp:coreProperties xmlns:cp="http://schemas.openxmlformats.org/package/2006/metadata/core-properties" xmlns:dc="http://purl.org/dc/elements/1.1/" xmlns:dcterms="http://purl.org/dc/terms/" xmlns:dcmitype="http://purl.org/dc/dcmitype/" xmlns:xsi="http://www.w3.org/2001/XMLSchema-instance">
+  <dc:title/>
+  <dc:subject/>
+  <dc:creator>深澤　克友</dc:creator>
+  <cp:keywords/>
+  <dc:description/>
+  <cp:lastModifiedBy>歩 森川</cp:lastModifiedBy>
+  <cp:revision>24</cp:revision>
+  <cp:lastPrinted>2026-07-02T01:31:00Z</cp:lastPrinted>
+  <dcterms:created xsi:type="dcterms:W3CDTF">2026-07-08T08:27:00Z</dcterms:created>
+  <dcterms:modified xsi:type="dcterms:W3CDTF">2026-07-15T14:28:00Z</dcterms:modified>
+  <cp:category/>
+  <cp:contentStatus/>
+</cp:coreProperties>
+</file>
+
+<file path=word\document.xml><?xml version="1.0" encoding="utf-8"?>
 <w:document xmlns:wpc="http://schemas.microsoft.com/office/word/2010/wordprocessingCanvas" xmlns:cx="http://schemas.microsoft.com/office/drawing/2014/chartex" xmlns:cx1="http://schemas.microsoft.com/office/drawing/2015/9/8/chartex" xmlns:cx2="http://schemas.microsoft.com/office/drawing/2015/10/21/chartex" xmlns:cx3="http://schemas.microsoft.com/office/drawing/2016/5/9/chartex" xmlns:cx4="http://schemas.microsoft.com/office/drawing/2016/5/10/chartex" xmlns:cx5="http://schemas.microsoft.com/office/drawing/2016/5/11/chartex" xmlns:cx6="http://schemas.microsoft.com/office/drawing/2016/5/12/chartex" xmlns:cx7="http://schemas.microsoft.com/office/drawing/2016/5/13/chartex" xmlns:cx8="http://schemas.microsoft.com/office/drawing/2016/5/14/chartex" xmlns:mc="http://schemas.openxmlformats.org/markup-compatibility/2006" xmlns:aink="http://schemas.microsoft.com/office/drawing/2016/ink" xmlns:am3d="http://schemas.microsoft.com/office/drawing/2017/model3d" xmlns:o="urn:schemas-microsoft-com:office:office" xmlns:oel="http://schemas.microsoft.com/office/2019/extlst" xmlns:r="http://schemas.openxmlformats.org/officeDocument/2006/relationships" xmlns:m="http://schemas.openxmlformats.org/officeDocument/2006/math" xmlns:v="urn:schemas-microsoft-com:vml" xmlns:wp14="http://schemas.microsoft.com/office/word/2010/wordprocessingDrawing" xmlns:wp="http://schemas.openxmlformats.org/drawingml/2006/wordprocessingDrawing" xmlns:w10="urn:schemas-microsoft-com:office:word" xmlns:w="http://schemas.openxmlformats.org/wordprocessingml/2006/main" xmlns:w14="http://schemas.microsoft.com/office/word/2010/wordml" xmlns:w15="http://schemas.microsoft.com/office/word/2012/wordml" xmlns:w16cex="http://schemas.microsoft.com/office/word/2018/wordml/cex" xmlns:w16cid="http://schemas.microsoft.com/office/word/2016/wordml/cid" xmlns:w16="http://schemas.microsoft.com/office/word/2018/wordml" xmlns:w16du="http://schemas.microsoft.com/office/word/2023/wordml/word16du" xmlns:w16sdtdh="http://schemas.microsoft.com/office/word/2020/wordml/sdtdatahash" xmlns:w16sdtfl="http://schemas.microsoft.com/office/word/2024/wordml/sdtformatlock" xmlns:w16se="http://schemas.microsoft.com/office/word/2015/wordml/symex" xmlns:wpg="http://schemas.microsoft.com/office/word/2010/wordprocessingGroup" xmlns:wpi="http://schemas.microsoft.com/office/word/2010/wordprocessingInk" xmlns:wne="http://schemas.microsoft.com/office/word/2006/wordml" xmlns:wps="http://schemas.microsoft.com/office/word/2010/wordprocessingShape" mc:Ignorable="w14 w15 w16se w16cid w16 w16cex w16sdtdh w16sdtfl w16du wp14">
   <w:body>
     <w:p>
@@ -1070,7 +1123,7 @@
                 <w:color w:val="000000" w:themeColor="text1"/>
                 <w:szCs w:val="21"/>
               </w:rPr>
-              <w:t>変更</w:t>
+              <w:t>変更_詳細</w:t>
             </w:r>
             <w:r>
               <w:rPr>
@@ -3388,7 +3441,7 @@
 </w:document>
 </file>
 
-<file path=word/endnotes.xml><?xml version="1.0" encoding="utf-8"?>
+<file path=word\endnotes.xml><?xml version="1.0" encoding="utf-8"?>
 <w:endnotes xmlns:wpc="http://schemas.microsoft.com/office/word/2010/wordprocessingCanvas" xmlns:cx="http://schemas.microsoft.com/office/drawing/2014/chartex" xmlns:cx1="http://schemas.microsoft.com/office/drawing/2015/9/8/chartex" xmlns:cx2="http://schemas.microsoft.com/office/drawing/2015/10/21/chartex" xmlns:cx3="http://schemas.microsoft.com/office/drawing/2016/5/9/chartex" xmlns:cx4="http://schemas.microsoft.com/office/drawing/2016/5/10/chartex" xmlns:cx5="http://schemas.microsoft.com/office/drawing/2016/5/11/chartex" xmlns:cx6="http://schemas.microsoft.com/office/drawing/2016/5/12/chartex" xmlns:cx7="http://schemas.microsoft.com/office/drawing/2016/5/13/chartex" xmlns:cx8="http://schemas.microsoft.com/office/drawing/2016/5/14/chartex" xmlns:mc="http://schemas.openxmlformats.org/markup-compatibility/2006" xmlns:aink="http://schemas.microsoft.com/office/drawing/2016/ink" xmlns:am3d="http://schemas.microsoft.com/office/drawing/2017/model3d" xmlns:o="urn:schemas-microsoft-com:office:office" xmlns:oel="http://schemas.microsoft.com/office/2019/extlst" xmlns:r="http://schemas.openxmlformats.org/officeDocument/2006/relationships" xmlns:m="http://schemas.openxmlformats.org/officeDocument/2006/math" xmlns:v="urn:schemas-microsoft-com:vml" xmlns:wp14="http://schemas.microsoft.com/office/word/2010/wordprocessingDrawing" xmlns:wp="http://schemas.openxmlformats.org/drawingml/2006/wordprocessingDrawing" xmlns:w10="urn:schemas-microsoft-com:office:word" xmlns:w="http://schemas.openxmlformats.org/wordprocessingml/2006/main" xmlns:w14="http://schemas.microsoft.com/office/word/2010/wordml" xmlns:w15="http://schemas.microsoft.com/office/word/2012/wordml" xmlns:w16cex="http://schemas.microsoft.com/office/word/2018/wordml/cex" xmlns:w16cid="http://schemas.microsoft.com/office/word/2016/wordml/cid" xmlns:w16="http://schemas.microsoft.com/office/word/2018/wordml" xmlns:w16du="http://schemas.microsoft.com/office/word/2023/wordml/word16du" xmlns:w16sdtdh="http://schemas.microsoft.com/office/word/2020/wordml/sdtdatahash" xmlns:w16sdtfl="http://schemas.microsoft.com/office/word/2024/wordml/sdtformatlock" xmlns:w16se="http://schemas.microsoft.com/office/word/2015/wordml/symex" xmlns:wpg="http://schemas.microsoft.com/office/word/2010/wordprocessingGroup" xmlns:wpi="http://schemas.microsoft.com/office/word/2010/wordprocessingInk" xmlns:wne="http://schemas.microsoft.com/office/word/2006/wordml" xmlns:wps="http://schemas.microsoft.com/office/word/2010/wordprocessingShape" mc:Ignorable="w14 w15 w16se w16cid w16 w16cex w16sdtdh w16sdtfl w16du wp14">
   <w:endnote w:type="separator" w:id="-1">
     <w:p>
@@ -3407,7 +3460,64 @@
 </w:endnotes>
 </file>
 
-<file path=word/footnotes.xml><?xml version="1.0" encoding="utf-8"?>
+<file path=word\fontTable.xml><?xml version="1.0" encoding="utf-8"?>
+<w:fonts xmlns:mc="http://schemas.openxmlformats.org/markup-compatibility/2006" xmlns:r="http://schemas.openxmlformats.org/officeDocument/2006/relationships" xmlns:w="http://schemas.openxmlformats.org/wordprocessingml/2006/main" xmlns:w14="http://schemas.microsoft.com/office/word/2010/wordml" xmlns:w15="http://schemas.microsoft.com/office/word/2012/wordml" xmlns:w16cex="http://schemas.microsoft.com/office/word/2018/wordml/cex" xmlns:w16cid="http://schemas.microsoft.com/office/word/2016/wordml/cid" xmlns:w16="http://schemas.microsoft.com/office/word/2018/wordml" xmlns:w16du="http://schemas.microsoft.com/office/word/2023/wordml/word16du" xmlns:w16sdtdh="http://schemas.microsoft.com/office/word/2020/wordml/sdtdatahash" xmlns:w16sdtfl="http://schemas.microsoft.com/office/word/2024/wordml/sdtformatlock" xmlns:w16se="http://schemas.microsoft.com/office/word/2015/wordml/symex" mc:Ignorable="w14 w15 w16se w16cid w16 w16cex w16sdtdh w16sdtfl w16du">
+  <w:font w:name="Century">
+    <w:panose1 w:val="02040604050505020304"/>
+    <w:charset w:val="00"/>
+    <w:family w:val="roman"/>
+    <w:pitch w:val="variable"/>
+    <w:sig w:usb0="00000287" w:usb1="00000000" w:usb2="00000000" w:usb3="00000000" w:csb0="0000009F" w:csb1="00000000"/>
+  </w:font>
+  <w:font w:name="Mincho">
+    <w:altName w:val="ＭＳ 明朝"/>
+    <w:panose1 w:val="02020609040305080305"/>
+    <w:charset w:val="80"/>
+    <w:family w:val="roman"/>
+    <w:pitch w:val="fixed"/>
+    <w:sig w:usb0="00000001" w:usb1="08070000" w:usb2="00000010" w:usb3="00000000" w:csb0="00020000" w:csb1="00000000"/>
+  </w:font>
+  <w:font w:name="Times New Roman">
+    <w:panose1 w:val="02020603050405020304"/>
+    <w:charset w:val="00"/>
+    <w:family w:val="roman"/>
+    <w:pitch w:val="variable"/>
+    <w:sig w:usb0="E0002EFF" w:usb1="C000785B" w:usb2="00000009" w:usb3="00000000" w:csb0="000001FF" w:csb1="00000000"/>
+  </w:font>
+  <w:font w:name="ＭＳ 明朝">
+    <w:altName w:val="MS Mincho"/>
+    <w:panose1 w:val="02020609040205080304"/>
+    <w:charset w:val="80"/>
+    <w:family w:val="roman"/>
+    <w:pitch w:val="fixed"/>
+    <w:sig w:usb0="E00002FF" w:usb1="6AC7FDFB" w:usb2="08000012" w:usb3="00000000" w:csb0="0002009F" w:csb1="00000000"/>
+  </w:font>
+  <w:font w:name="游ゴシック Light">
+    <w:panose1 w:val="020B0300000000000000"/>
+    <w:charset w:val="80"/>
+    <w:family w:val="modern"/>
+    <w:pitch w:val="variable"/>
+    <w:sig w:usb0="E00002FF" w:usb1="2AC7FDFF" w:usb2="00000016" w:usb3="00000000" w:csb0="0002009F" w:csb1="00000000"/>
+  </w:font>
+  <w:font w:name="ＭＳ ゴシック">
+    <w:altName w:val="MS Gothic"/>
+    <w:panose1 w:val="020B0609070205080204"/>
+    <w:charset w:val="80"/>
+    <w:family w:val="modern"/>
+    <w:pitch w:val="fixed"/>
+    <w:sig w:usb0="E00002FF" w:usb1="6AC7FDFB" w:usb2="08000012" w:usb3="00000000" w:csb0="0002009F" w:csb1="00000000"/>
+  </w:font>
+  <w:font w:name="游明朝">
+    <w:panose1 w:val="02020400000000000000"/>
+    <w:charset w:val="80"/>
+    <w:family w:val="roman"/>
+    <w:pitch w:val="variable"/>
+    <w:sig w:usb0="800002E7" w:usb1="2AC7FCFF" w:usb2="00000012" w:usb3="00000000" w:csb0="0002009F" w:csb1="00000000"/>
+  </w:font>
+</w:fonts>
+</file>
+
+<file path=word\footnotes.xml><?xml version="1.0" encoding="utf-8"?>
 <w:footnotes xmlns:wpc="http://schemas.microsoft.com/office/word/2010/wordprocessingCanvas" xmlns:cx="http://schemas.microsoft.com/office/drawing/2014/chartex" xmlns:cx1="http://schemas.microsoft.com/office/drawing/2015/9/8/chartex" xmlns:cx2="http://schemas.microsoft.com/office/drawing/2015/10/21/chartex" xmlns:cx3="http://schemas.microsoft.com/office/drawing/2016/5/9/chartex" xmlns:cx4="http://schemas.microsoft.com/office/drawing/2016/5/10/chartex" xmlns:cx5="http://schemas.microsoft.com/office/drawing/2016/5/11/chartex" xmlns:cx6="http://schemas.microsoft.com/office/drawing/2016/5/12/chartex" xmlns:cx7="http://schemas.microsoft.com/office/drawing/2016/5/13/chartex" xmlns:cx8="http://schemas.microsoft.com/office/drawing/2016/5/14/chartex" xmlns:mc="http://schemas.openxmlformats.org/markup-compatibility/2006" xmlns:aink="http://schemas.microsoft.com/office/drawing/2016/ink" xmlns:am3d="http://schemas.microsoft.com/office/drawing/2017/model3d" xmlns:o="urn:schemas-microsoft-com:office:office" xmlns:oel="http://schemas.microsoft.com/office/2019/extlst" xmlns:r="http://schemas.openxmlformats.org/officeDocument/2006/relationships" xmlns:m="http://schemas.openxmlformats.org/officeDocument/2006/math" xmlns:v="urn:schemas-microsoft-com:vml" xmlns:wp14="http://schemas.microsoft.com/office/word/2010/wordprocessingDrawing" xmlns:wp="http://schemas.openxmlformats.org/drawingml/2006/wordprocessingDrawing" xmlns:w10="urn:schemas-microsoft-com:office:word" xmlns:w="http://schemas.openxmlformats.org/wordprocessingml/2006/main" xmlns:w14="http://schemas.microsoft.com/office/word/2010/wordml" xmlns:w15="http://schemas.microsoft.com/office/word/2012/wordml" xmlns:w16cex="http://schemas.microsoft.com/office/word/2018/wordml/cex" xmlns:w16cid="http://schemas.microsoft.com/office/word/2016/wordml/cid" xmlns:w16="http://schemas.microsoft.com/office/word/2018/wordml" xmlns:w16du="http://schemas.microsoft.com/office/word/2023/wordml/word16du" xmlns:w16sdtdh="http://schemas.microsoft.com/office/word/2020/wordml/sdtdatahash" xmlns:w16sdtfl="http://schemas.microsoft.com/office/word/2024/wordml/sdtformatlock" xmlns:w16se="http://schemas.microsoft.com/office/word/2015/wordml/symex" xmlns:wpg="http://schemas.microsoft.com/office/word/2010/wordprocessingGroup" xmlns:wpi="http://schemas.microsoft.com/office/word/2010/wordprocessingInk" xmlns:wne="http://schemas.microsoft.com/office/word/2006/wordml" xmlns:wps="http://schemas.microsoft.com/office/word/2010/wordprocessingShape" mc:Ignorable="w14 w15 w16se w16cid w16 w16cex w16sdtdh w16sdtfl w16du wp14">
   <w:footnote w:type="separator" w:id="-1">
     <w:p>
@@ -3426,7 +3536,7 @@
 </w:footnotes>
 </file>
 
-<file path=word/header1.xml><?xml version="1.0" encoding="utf-8"?>
+<file path=word\header1.xml><?xml version="1.0" encoding="utf-8"?>
 <w:hdr xmlns:wpc="http://schemas.microsoft.com/office/word/2010/wordprocessingCanvas" xmlns:cx="http://schemas.microsoft.com/office/drawing/2014/chartex" xmlns:cx1="http://schemas.microsoft.com/office/drawing/2015/9/8/chartex" xmlns:cx2="http://schemas.microsoft.com/office/drawing/2015/10/21/chartex" xmlns:cx3="http://schemas.microsoft.com/office/drawing/2016/5/9/chartex" xmlns:cx4="http://schemas.microsoft.com/office/drawing/2016/5/10/chartex" xmlns:cx5="http://schemas.microsoft.com/office/drawing/2016/5/11/chartex" xmlns:cx6="http://schemas.microsoft.com/office/drawing/2016/5/12/chartex" xmlns:cx7="http://schemas.microsoft.com/office/drawing/2016/5/13/chartex" xmlns:cx8="http://schemas.microsoft.com/office/drawing/2016/5/14/chartex" xmlns:mc="http://schemas.openxmlformats.org/markup-compatibility/2006" xmlns:aink="http://schemas.microsoft.com/office/drawing/2016/ink" xmlns:am3d="http://schemas.microsoft.com/office/drawing/2017/model3d" xmlns:o="urn:schemas-microsoft-com:office:office" xmlns:oel="http://schemas.microsoft.com/office/2019/extlst" xmlns:r="http://schemas.openxmlformats.org/officeDocument/2006/relationships" xmlns:m="http://schemas.openxmlformats.org/officeDocument/2006/math" xmlns:v="urn:schemas-microsoft-com:vml" xmlns:wp14="http://schemas.microsoft.com/office/word/2010/wordprocessingDrawing" xmlns:wp="http://schemas.openxmlformats.org/drawingml/2006/wordprocessingDrawing" xmlns:w10="urn:schemas-microsoft-com:office:word" xmlns:w="http://schemas.openxmlformats.org/wordprocessingml/2006/main" xmlns:w14="http://schemas.microsoft.com/office/word/2010/wordml" xmlns:w15="http://schemas.microsoft.com/office/word/2012/wordml" xmlns:w16cex="http://schemas.microsoft.com/office/word/2018/wordml/cex" xmlns:w16cid="http://schemas.microsoft.com/office/word/2016/wordml/cid" xmlns:w16="http://schemas.microsoft.com/office/word/2018/wordml" xmlns:w16du="http://schemas.microsoft.com/office/word/2023/wordml/word16du" xmlns:w16sdtdh="http://schemas.microsoft.com/office/word/2020/wordml/sdtdatahash" xmlns:w16sdtfl="http://schemas.microsoft.com/office/word/2024/wordml/sdtformatlock" xmlns:w16se="http://schemas.microsoft.com/office/word/2015/wordml/symex" xmlns:wpg="http://schemas.microsoft.com/office/word/2010/wordprocessingGroup" xmlns:wpi="http://schemas.microsoft.com/office/word/2010/wordprocessingInk" xmlns:wne="http://schemas.microsoft.com/office/word/2006/wordml" xmlns:wps="http://schemas.microsoft.com/office/word/2010/wordprocessingShape" mc:Ignorable="w14 w15 w16se w16cid w16 w16cex w16sdtdh w16sdtfl w16du wp14">
   <w:p>
     <w:pPr>
@@ -3445,7 +3555,253 @@
 </w:hdr>
 </file>
 
-<file path=word/styles.xml><?xml version="1.0" encoding="utf-8"?>
+<file path=word\settings.xml><?xml version="1.0" encoding="utf-8"?>
+<w:settings xmlns:mc="http://schemas.openxmlformats.org/markup-compatibility/2006" xmlns:o="urn:schemas-microsoft-com:office:office" xmlns:r="http://schemas.openxmlformats.org/officeDocument/2006/relationships" xmlns:m="http://schemas.openxmlformats.org/officeDocument/2006/math" xmlns:v="urn:schemas-microsoft-com:vml" xmlns:w10="urn:schemas-microsoft-com:office:word" xmlns:w="http://schemas.openxmlformats.org/wordprocessingml/2006/main" xmlns:w14="http://schemas.microsoft.com/office/word/2010/wordml" xmlns:w15="http://schemas.microsoft.com/office/word/2012/wordml" xmlns:w16cex="http://schemas.microsoft.com/office/word/2018/wordml/cex" xmlns:w16cid="http://schemas.microsoft.com/office/word/2016/wordml/cid" xmlns:w16="http://schemas.microsoft.com/office/word/2018/wordml" xmlns:w16du="http://schemas.microsoft.com/office/word/2023/wordml/word16du" xmlns:w16sdtdh="http://schemas.microsoft.com/office/word/2020/wordml/sdtdatahash" xmlns:w16sdtfl="http://schemas.microsoft.com/office/word/2024/wordml/sdtformatlock" xmlns:w16se="http://schemas.microsoft.com/office/word/2015/wordml/symex" xmlns:sl="http://schemas.openxmlformats.org/schemaLibrary/2006/main" mc:Ignorable="w14 w15 w16se w16cid w16 w16cex w16sdtdh w16sdtfl w16du">
+  <w:zoom w:percent="100"/>
+  <w:bordersDoNotSurroundHeader/>
+  <w:bordersDoNotSurroundFooter/>
+  <w:stylePaneFormatFilter w:val="1028" w:allStyles="0" w:customStyles="0" w:latentStyles="0" w:stylesInUse="1" w:headingStyles="1" w:numberingStyles="0" w:tableStyles="0" w:directFormattingOnRuns="0" w:directFormattingOnParagraphs="0" w:directFormattingOnNumbering="0" w:directFormattingOnTables="0" w:clearFormatting="1" w:top3HeadingStyles="0" w:visibleStyles="0" w:alternateStyleNames="0"/>
+  <w:defaultTabStop w:val="284"/>
+  <w:drawingGridHorizontalSpacing w:val="20"/>
+  <w:drawingGridVerticalSpacing w:val="20"/>
+  <w:characterSpacingControl w:val="compressPunctuation"/>
+  <w:noLineBreaksAfter w:lang="ja-JP" w:val="$([\{‘“〈《「『【〔＄（［｛｢￡￥"/>
+  <w:noLineBreaksBefore w:lang="ja-JP" w:val="!%),.:;?]}°’”‰′″℃、。々〉》」』】〕゛゜ゝゞ・ヽヾ！％），．：；？］｝｡｣､･ﾞﾟ￠"/>
+  <w:hdrShapeDefaults>
+    <o:shapedefaults v:ext="edit" spidmax="2050">
+      <v:textbox inset="5.85pt,.7pt,5.85pt,.7pt"/>
+    </o:shapedefaults>
+  </w:hdrShapeDefaults>
+  <w:footnotePr>
+    <w:footnote w:id="-1"/>
+    <w:footnote w:id="0"/>
+  </w:footnotePr>
+  <w:endnotePr>
+    <w:endnote w:id="-1"/>
+    <w:endnote w:id="0"/>
+  </w:endnotePr>
+  <w:compat>
+    <w:spaceForUL/>
+    <w:balanceSingleByteDoubleByteWidth/>
+    <w:doNotLeaveBackslashAlone/>
+    <w:ulTrailSpace/>
+    <w:doNotExpandShiftReturn/>
+    <w:doNotUseHTMLParagraphAutoSpacing/>
+    <w:useFELayout/>
+    <w:compatSetting w:name="compatibilityMode" w:uri="http://schemas.microsoft.com/office/word" w:val="15"/>
+    <w:compatSetting w:name="overrideTableStyleFontSizeAndJustification" w:uri="http://schemas.microsoft.com/office/word" w:val="1"/>
+    <w:compatSetting w:name="enableOpenTypeFeatures" w:uri="http://schemas.microsoft.com/office/word" w:val="1"/>
+    <w:compatSetting w:name="doNotFlipMirrorIndents" w:uri="http://schemas.microsoft.com/office/word" w:val="1"/>
+    <w:compatSetting w:name="differentiateMultirowTableHeaders" w:uri="http://schemas.microsoft.com/office/word" w:val="1"/>
+    <w:compatSetting w:name="useWord2013TrackBottomHyphenation" w:uri="http://schemas.microsoft.com/office/word" w:val="0"/>
+  </w:compat>
+  <w:rsids>
+    <w:rsidRoot w:val="00233A61"/>
+    <w:rsid w:val="00031D6D"/>
+    <w:rsid w:val="00043A10"/>
+    <w:rsid w:val="000B0AD6"/>
+    <w:rsid w:val="00117C7C"/>
+    <w:rsid w:val="00124BC6"/>
+    <w:rsid w:val="0014356D"/>
+    <w:rsid w:val="00144CFC"/>
+    <w:rsid w:val="001542DA"/>
+    <w:rsid w:val="00172897"/>
+    <w:rsid w:val="00176FB6"/>
+    <w:rsid w:val="00183245"/>
+    <w:rsid w:val="00193CCC"/>
+    <w:rsid w:val="001D400B"/>
+    <w:rsid w:val="001E1337"/>
+    <w:rsid w:val="001E3341"/>
+    <w:rsid w:val="0021084C"/>
+    <w:rsid w:val="002224E3"/>
+    <w:rsid w:val="0022618D"/>
+    <w:rsid w:val="00233A61"/>
+    <w:rsid w:val="00234A2A"/>
+    <w:rsid w:val="00241FF8"/>
+    <w:rsid w:val="00243B8D"/>
+    <w:rsid w:val="002442AF"/>
+    <w:rsid w:val="002603AF"/>
+    <w:rsid w:val="00267698"/>
+    <w:rsid w:val="002727FE"/>
+    <w:rsid w:val="00273F89"/>
+    <w:rsid w:val="002772AA"/>
+    <w:rsid w:val="002A0D94"/>
+    <w:rsid w:val="002B5297"/>
+    <w:rsid w:val="002E0D70"/>
+    <w:rsid w:val="002E6BFE"/>
+    <w:rsid w:val="002F1CA4"/>
+    <w:rsid w:val="002F2C11"/>
+    <w:rsid w:val="00310556"/>
+    <w:rsid w:val="003176C7"/>
+    <w:rsid w:val="0034056F"/>
+    <w:rsid w:val="00354FB0"/>
+    <w:rsid w:val="003859CA"/>
+    <w:rsid w:val="003B7829"/>
+    <w:rsid w:val="003D0D69"/>
+    <w:rsid w:val="0040279D"/>
+    <w:rsid w:val="00416A19"/>
+    <w:rsid w:val="00433939"/>
+    <w:rsid w:val="0044195B"/>
+    <w:rsid w:val="00452134"/>
+    <w:rsid w:val="004820D9"/>
+    <w:rsid w:val="004B1E12"/>
+    <w:rsid w:val="004B73A0"/>
+    <w:rsid w:val="004C039A"/>
+    <w:rsid w:val="004F44FC"/>
+    <w:rsid w:val="004F7FB1"/>
+    <w:rsid w:val="00521654"/>
+    <w:rsid w:val="00527805"/>
+    <w:rsid w:val="005531B2"/>
+    <w:rsid w:val="00555ED7"/>
+    <w:rsid w:val="005566E4"/>
+    <w:rsid w:val="00580441"/>
+    <w:rsid w:val="00586A7C"/>
+    <w:rsid w:val="005A4467"/>
+    <w:rsid w:val="005D3BFF"/>
+    <w:rsid w:val="0061579A"/>
+    <w:rsid w:val="006271CC"/>
+    <w:rsid w:val="006451B0"/>
+    <w:rsid w:val="00655D0C"/>
+    <w:rsid w:val="006659DE"/>
+    <w:rsid w:val="00691932"/>
+    <w:rsid w:val="006C7FAB"/>
+    <w:rsid w:val="006D5D58"/>
+    <w:rsid w:val="006D68D1"/>
+    <w:rsid w:val="006F575B"/>
+    <w:rsid w:val="007015EF"/>
+    <w:rsid w:val="007019DB"/>
+    <w:rsid w:val="007118AF"/>
+    <w:rsid w:val="00736BA5"/>
+    <w:rsid w:val="007517AE"/>
+    <w:rsid w:val="00762B12"/>
+    <w:rsid w:val="00763EE6"/>
+    <w:rsid w:val="00774A48"/>
+    <w:rsid w:val="007826B4"/>
+    <w:rsid w:val="00783418"/>
+    <w:rsid w:val="00796434"/>
+    <w:rsid w:val="007A0CB0"/>
+    <w:rsid w:val="007B17D4"/>
+    <w:rsid w:val="007E29F7"/>
+    <w:rsid w:val="007E7CF4"/>
+    <w:rsid w:val="007F05FC"/>
+    <w:rsid w:val="007F5A0F"/>
+    <w:rsid w:val="00857F8E"/>
+    <w:rsid w:val="008656FB"/>
+    <w:rsid w:val="008720E5"/>
+    <w:rsid w:val="00883075"/>
+    <w:rsid w:val="008855EB"/>
+    <w:rsid w:val="008C099E"/>
+    <w:rsid w:val="008C42C9"/>
+    <w:rsid w:val="008D03EC"/>
+    <w:rsid w:val="008D198C"/>
+    <w:rsid w:val="008E03B1"/>
+    <w:rsid w:val="00903CF6"/>
+    <w:rsid w:val="00931A35"/>
+    <w:rsid w:val="00977B91"/>
+    <w:rsid w:val="00981D88"/>
+    <w:rsid w:val="00992D43"/>
+    <w:rsid w:val="009C1447"/>
+    <w:rsid w:val="009C28AA"/>
+    <w:rsid w:val="009E7299"/>
+    <w:rsid w:val="00A16524"/>
+    <w:rsid w:val="00A56F33"/>
+    <w:rsid w:val="00A65D07"/>
+    <w:rsid w:val="00A67EA3"/>
+    <w:rsid w:val="00A91083"/>
+    <w:rsid w:val="00A9348A"/>
+    <w:rsid w:val="00A9363B"/>
+    <w:rsid w:val="00AE3390"/>
+    <w:rsid w:val="00B000C0"/>
+    <w:rsid w:val="00B00727"/>
+    <w:rsid w:val="00B30FF3"/>
+    <w:rsid w:val="00B32FC1"/>
+    <w:rsid w:val="00B46061"/>
+    <w:rsid w:val="00B90F92"/>
+    <w:rsid w:val="00BB0125"/>
+    <w:rsid w:val="00BC75AC"/>
+    <w:rsid w:val="00BC7CA6"/>
+    <w:rsid w:val="00BD1326"/>
+    <w:rsid w:val="00BD53A8"/>
+    <w:rsid w:val="00C135AE"/>
+    <w:rsid w:val="00C575DF"/>
+    <w:rsid w:val="00C71634"/>
+    <w:rsid w:val="00C91F2E"/>
+    <w:rsid w:val="00CA4985"/>
+    <w:rsid w:val="00CA6090"/>
+    <w:rsid w:val="00CB0A30"/>
+    <w:rsid w:val="00CB11C9"/>
+    <w:rsid w:val="00CB2E70"/>
+    <w:rsid w:val="00CB396E"/>
+    <w:rsid w:val="00CC4CA8"/>
+    <w:rsid w:val="00CD53FD"/>
+    <w:rsid w:val="00CD5FBA"/>
+    <w:rsid w:val="00CE12E8"/>
+    <w:rsid w:val="00CF0990"/>
+    <w:rsid w:val="00CF14E6"/>
+    <w:rsid w:val="00D276FA"/>
+    <w:rsid w:val="00D34DC9"/>
+    <w:rsid w:val="00DE2FA9"/>
+    <w:rsid w:val="00DF5050"/>
+    <w:rsid w:val="00E1190C"/>
+    <w:rsid w:val="00E2799A"/>
+    <w:rsid w:val="00E33955"/>
+    <w:rsid w:val="00E41380"/>
+    <w:rsid w:val="00E46844"/>
+    <w:rsid w:val="00E747B3"/>
+    <w:rsid w:val="00EB01DB"/>
+    <w:rsid w:val="00EB3117"/>
+    <w:rsid w:val="00EC66AA"/>
+    <w:rsid w:val="00EC69E3"/>
+    <w:rsid w:val="00ED2C19"/>
+    <w:rsid w:val="00ED57B9"/>
+    <w:rsid w:val="00ED7281"/>
+    <w:rsid w:val="00EE3A94"/>
+    <w:rsid w:val="00F029FE"/>
+    <w:rsid w:val="00F072EB"/>
+    <w:rsid w:val="00F07F2E"/>
+    <w:rsid w:val="00F30AB6"/>
+    <w:rsid w:val="00F51272"/>
+    <w:rsid w:val="00F5318D"/>
+    <w:rsid w:val="00F63B86"/>
+    <w:rsid w:val="00F67F61"/>
+    <w:rsid w:val="00F822F8"/>
+    <w:rsid w:val="00FC390C"/>
+    <w:rsid w:val="00FD0E38"/>
+    <w:rsid w:val="00FF4B42"/>
+  </w:rsids>
+  <m:mathPr>
+    <m:mathFont m:val="Cambria Math"/>
+    <m:brkBin m:val="before"/>
+    <m:brkBinSub m:val="--"/>
+    <m:smallFrac m:val="0"/>
+    <m:dispDef/>
+    <m:lMargin m:val="0"/>
+    <m:rMargin m:val="0"/>
+    <m:defJc m:val="centerGroup"/>
+    <m:wrapIndent m:val="1440"/>
+    <m:intLim m:val="subSup"/>
+    <m:naryLim m:val="subSup"/>
+  </m:mathPr>
+  <w:themeFontLang w:val="en-US" w:eastAsia="ja-JP"/>
+  <w:clrSchemeMapping w:bg1="light1" w:t1="dark1" w:bg2="light2" w:t2="dark2" w:accent1="accent1" w:accent2="accent2" w:accent3="accent3" w:accent4="accent4" w:accent5="accent5" w:accent6="accent6" w:hyperlink="hyperlink" w:followedHyperlink="followedHyperlink"/>
+  <w:doNotIncludeSubdocsInStats/>
+  <w:shapeDefaults>
+    <o:shapedefaults v:ext="edit" spidmax="2050">
+      <v:textbox inset="5.85pt,.7pt,5.85pt,.7pt"/>
+    </o:shapedefaults>
+    <o:shapelayout v:ext="edit">
+      <o:idmap v:ext="edit" data="2"/>
+    </o:shapelayout>
+  </w:shapeDefaults>
+  <w:decimalSymbol w:val="."/>
+  <w:listSeparator w:val=","/>
+  <w14:docId w14:val="1361ABE9"/>
+  <w15:chartTrackingRefBased/>
+  <w15:docId w15:val="{1C72BCB0-3A8D-4710-8713-A952E5984649}"/>
+</w:settings>
+</file>
+
+<file path=word\styles.xml><?xml version="1.0" encoding="utf-8"?>
 <w:styles xmlns:mc="http://schemas.openxmlformats.org/markup-compatibility/2006" xmlns:r="http://schemas.openxmlformats.org/officeDocument/2006/relationships" xmlns:w="http://schemas.openxmlformats.org/wordprocessingml/2006/main" xmlns:w14="http://schemas.microsoft.com/office/word/2010/wordml" xmlns:w15="http://schemas.microsoft.com/office/word/2012/wordml" xmlns:w16cex="http://schemas.microsoft.com/office/word/2018/wordml/cex" xmlns:w16cid="http://schemas.microsoft.com/office/word/2016/wordml/cid" xmlns:w16="http://schemas.microsoft.com/office/word/2018/wordml" xmlns:w16du="http://schemas.microsoft.com/office/word/2023/wordml/word16du" xmlns:w16sdtdh="http://schemas.microsoft.com/office/word/2020/wordml/sdtdatahash" xmlns:w16sdtfl="http://schemas.microsoft.com/office/word/2024/wordml/sdtformatlock" xmlns:w16se="http://schemas.microsoft.com/office/word/2015/wordml/symex" mc:Ignorable="w14 w15 w16se w16cid w16 w16cex w16sdtdh w16sdtfl w16du">
   <w:docDefaults>
     <w:rPrDefault>
@@ -4063,7 +4419,7 @@
 </w:styles>
 </file>
 
-<file path=word/theme/theme1.xml><?xml version="1.0" encoding="utf-8"?>
+<file path=word\theme\theme1.xml><?xml version="1.0" encoding="utf-8"?>
 <a:theme xmlns:a="http://schemas.openxmlformats.org/drawingml/2006/main" name="Office テーマ">
   <a:themeElements>
     <a:clrScheme name="Office">
@@ -4376,4 +4732,24 @@
     </a:ext>
   </a:extLst>
 </a:theme>
+</file>
+
+<file path=word\webSettings.xml><?xml version="1.0" encoding="utf-8"?>
+<w:webSettings xmlns:mc="http://schemas.openxmlformats.org/markup-compatibility/2006" xmlns:r="http://schemas.openxmlformats.org/officeDocument/2006/relationships" xmlns:w="http://schemas.openxmlformats.org/wordprocessingml/2006/main" xmlns:w14="http://schemas.microsoft.com/office/word/2010/wordml" xmlns:w15="http://schemas.microsoft.com/office/word/2012/wordml" xmlns:w16cex="http://schemas.microsoft.com/office/word/2018/wordml/cex" xmlns:w16cid="http://schemas.microsoft.com/office/word/2016/wordml/cid" xmlns:w16="http://schemas.microsoft.com/office/word/2018/wordml" xmlns:w16du="http://schemas.microsoft.com/office/word/2023/wordml/word16du" xmlns:w16sdtdh="http://schemas.microsoft.com/office/word/2020/wordml/sdtdatahash" xmlns:w16sdtfl="http://schemas.microsoft.com/office/word/2024/wordml/sdtformatlock" xmlns:w16se="http://schemas.microsoft.com/office/word/2015/wordml/symex" mc:Ignorable="w14 w15 w16se w16cid w16 w16cex w16sdtdh w16sdtfl w16du">
+  <w:divs>
+    <w:div w:id="1599413186">
+      <w:bodyDiv w:val="1"/>
+      <w:marLeft w:val="0"/>
+      <w:marRight w:val="0"/>
+      <w:marTop w:val="0"/>
+      <w:marBottom w:val="0"/>
+      <w:divBdr>
+        <w:top w:val="none" w:sz="0" w:space="0" w:color="auto"/>
+        <w:left w:val="none" w:sz="0" w:space="0" w:color="auto"/>
+        <w:bottom w:val="none" w:sz="0" w:space="0" w:color="auto"/>
+        <w:right w:val="none" w:sz="0" w:space="0" w:color="auto"/>
+      </w:divBdr>
+    </w:div>
+  </w:divs>
+</w:webSettings>
 </file>
--- a/02_kanri-flow_報告案_共通.docx
+++ b/02_kanri-flow_報告案_共通.docx
@@ -1,58 +1,5 @@
 
-<file path=docProps\app.xml><?xml version="1.0" encoding="utf-8"?>
-<Properties xmlns="http://schemas.openxmlformats.org/officeDocument/2006/extended-properties" xmlns:vt="http://schemas.openxmlformats.org/officeDocument/2006/docPropsVTypes">
-  <Template>Normal</Template>
-  <TotalTime>7</TotalTime>
-  <Pages>2</Pages>
-  <Words>539</Words>
-  <Characters>616</Characters>
-  <Application>Microsoft Office Word</Application>
-  <DocSecurity>0</DocSecurity>
-  <Lines>41</Lines>
-  <Paragraphs>46</Paragraphs>
-  <ScaleCrop>false</ScaleCrop>
-  <HeadingPairs>
-    <vt:vector size="2" baseType="variant">
-      <vt:variant>
-        <vt:lpstr>タイトル</vt:lpstr>
-      </vt:variant>
-      <vt:variant>
-        <vt:i4>1</vt:i4>
-      </vt:variant>
-    </vt:vector>
-  </HeadingPairs>
-  <TitlesOfParts>
-    <vt:vector size="1" baseType="lpstr">
-      <vt:lpstr/>
-    </vt:vector>
-  </TitlesOfParts>
-  <Company/>
-  <LinksUpToDate>false</LinksUpToDate>
-  <CharactersWithSpaces>1109</CharactersWithSpaces>
-  <SharedDoc>false</SharedDoc>
-  <HyperlinksChanged>false</HyperlinksChanged>
-  <AppVersion>16.0000</AppVersion>
-</Properties>
-</file>
-
-<file path=docProps\core.xml><?xml version="1.0" encoding="utf-8"?>
-<cp:coreProperties xmlns:cp="http://schemas.openxmlformats.org/package/2006/metadata/core-properties" xmlns:dc="http://purl.org/dc/elements/1.1/" xmlns:dcterms="http://purl.org/dc/terms/" xmlns:dcmitype="http://purl.org/dc/dcmitype/" xmlns:xsi="http://www.w3.org/2001/XMLSchema-instance">
-  <dc:title/>
-  <dc:subject/>
-  <dc:creator>深澤　克友</dc:creator>
-  <cp:keywords/>
-  <dc:description/>
-  <cp:lastModifiedBy>歩 森川</cp:lastModifiedBy>
-  <cp:revision>24</cp:revision>
-  <cp:lastPrinted>2026-07-02T01:31:00Z</cp:lastPrinted>
-  <dcterms:created xsi:type="dcterms:W3CDTF">2026-07-08T08:27:00Z</dcterms:created>
-  <dcterms:modified xsi:type="dcterms:W3CDTF">2026-07-15T14:28:00Z</dcterms:modified>
-  <cp:category/>
-  <cp:contentStatus/>
-</cp:coreProperties>
-</file>
-
-<file path=word\document.xml><?xml version="1.0" encoding="utf-8"?>
+<file path=word/document.xml><?xml version="1.0" encoding="utf-8"?>
 <w:document xmlns:wpc="http://schemas.microsoft.com/office/word/2010/wordprocessingCanvas" xmlns:cx="http://schemas.microsoft.com/office/drawing/2014/chartex" xmlns:cx1="http://schemas.microsoft.com/office/drawing/2015/9/8/chartex" xmlns:cx2="http://schemas.microsoft.com/office/drawing/2015/10/21/chartex" xmlns:cx3="http://schemas.microsoft.com/office/drawing/2016/5/9/chartex" xmlns:cx4="http://schemas.microsoft.com/office/drawing/2016/5/10/chartex" xmlns:cx5="http://schemas.microsoft.com/office/drawing/2016/5/11/chartex" xmlns:cx6="http://schemas.microsoft.com/office/drawing/2016/5/12/chartex" xmlns:cx7="http://schemas.microsoft.com/office/drawing/2016/5/13/chartex" xmlns:cx8="http://schemas.microsoft.com/office/drawing/2016/5/14/chartex" xmlns:mc="http://schemas.openxmlformats.org/markup-compatibility/2006" xmlns:aink="http://schemas.microsoft.com/office/drawing/2016/ink" xmlns:am3d="http://schemas.microsoft.com/office/drawing/2017/model3d" xmlns:o="urn:schemas-microsoft-com:office:office" xmlns:oel="http://schemas.microsoft.com/office/2019/extlst" xmlns:r="http://schemas.openxmlformats.org/officeDocument/2006/relationships" xmlns:m="http://schemas.openxmlformats.org/officeDocument/2006/math" xmlns:v="urn:schemas-microsoft-com:vml" xmlns:wp14="http://schemas.microsoft.com/office/word/2010/wordprocessingDrawing" xmlns:wp="http://schemas.openxmlformats.org/drawingml/2006/wordprocessingDrawing" xmlns:w10="urn:schemas-microsoft-com:office:word" xmlns:w="http://schemas.openxmlformats.org/wordprocessingml/2006/main" xmlns:w14="http://schemas.microsoft.com/office/word/2010/wordml" xmlns:w15="http://schemas.microsoft.com/office/word/2012/wordml" xmlns:w16cex="http://schemas.microsoft.com/office/word/2018/wordml/cex" xmlns:w16cid="http://schemas.microsoft.com/office/word/2016/wordml/cid" xmlns:w16="http://schemas.microsoft.com/office/word/2018/wordml" xmlns:w16du="http://schemas.microsoft.com/office/word/2023/wordml/word16du" xmlns:w16sdtdh="http://schemas.microsoft.com/office/word/2020/wordml/sdtdatahash" xmlns:w16sdtfl="http://schemas.microsoft.com/office/word/2024/wordml/sdtformatlock" xmlns:w16se="http://schemas.microsoft.com/office/word/2015/wordml/symex" xmlns:wpg="http://schemas.microsoft.com/office/word/2010/wordprocessingGroup" xmlns:wpi="http://schemas.microsoft.com/office/word/2010/wordprocessingInk" xmlns:wne="http://schemas.microsoft.com/office/word/2006/wordml" xmlns:wps="http://schemas.microsoft.com/office/word/2010/wordprocessingShape" mc:Ignorable="w14 w15 w16se w16cid w16 w16cex w16sdtdh w16sdtfl w16du wp14">
   <w:body>
     <w:p>
@@ -3441,7 +3388,7 @@
 </w:document>
 </file>
 
-<file path=word\endnotes.xml><?xml version="1.0" encoding="utf-8"?>
+<file path=word/endnotes.xml><?xml version="1.0" encoding="utf-8"?>
 <w:endnotes xmlns:wpc="http://schemas.microsoft.com/office/word/2010/wordprocessingCanvas" xmlns:cx="http://schemas.microsoft.com/office/drawing/2014/chartex" xmlns:cx1="http://schemas.microsoft.com/office/drawing/2015/9/8/chartex" xmlns:cx2="http://schemas.microsoft.com/office/drawing/2015/10/21/chartex" xmlns:cx3="http://schemas.microsoft.com/office/drawing/2016/5/9/chartex" xmlns:cx4="http://schemas.microsoft.com/office/drawing/2016/5/10/chartex" xmlns:cx5="http://schemas.microsoft.com/office/drawing/2016/5/11/chartex" xmlns:cx6="http://schemas.microsoft.com/office/drawing/2016/5/12/chartex" xmlns:cx7="http://schemas.microsoft.com/office/drawing/2016/5/13/chartex" xmlns:cx8="http://schemas.microsoft.com/office/drawing/2016/5/14/chartex" xmlns:mc="http://schemas.openxmlformats.org/markup-compatibility/2006" xmlns:aink="http://schemas.microsoft.com/office/drawing/2016/ink" xmlns:am3d="http://schemas.microsoft.com/office/drawing/2017/model3d" xmlns:o="urn:schemas-microsoft-com:office:office" xmlns:oel="http://schemas.microsoft.com/office/2019/extlst" xmlns:r="http://schemas.openxmlformats.org/officeDocument/2006/relationships" xmlns:m="http://schemas.openxmlformats.org/officeDocument/2006/math" xmlns:v="urn:schemas-microsoft-com:vml" xmlns:wp14="http://schemas.microsoft.com/office/word/2010/wordprocessingDrawing" xmlns:wp="http://schemas.openxmlformats.org/drawingml/2006/wordprocessingDrawing" xmlns:w10="urn:schemas-microsoft-com:office:word" xmlns:w="http://schemas.openxmlformats.org/wordprocessingml/2006/main" xmlns:w14="http://schemas.microsoft.com/office/word/2010/wordml" xmlns:w15="http://schemas.microsoft.com/office/word/2012/wordml" xmlns:w16cex="http://schemas.microsoft.com/office/word/2018/wordml/cex" xmlns:w16cid="http://schemas.microsoft.com/office/word/2016/wordml/cid" xmlns:w16="http://schemas.microsoft.com/office/word/2018/wordml" xmlns:w16du="http://schemas.microsoft.com/office/word/2023/wordml/word16du" xmlns:w16sdtdh="http://schemas.microsoft.com/office/word/2020/wordml/sdtdatahash" xmlns:w16sdtfl="http://schemas.microsoft.com/office/word/2024/wordml/sdtformatlock" xmlns:w16se="http://schemas.microsoft.com/office/word/2015/wordml/symex" xmlns:wpg="http://schemas.microsoft.com/office/word/2010/wordprocessingGroup" xmlns:wpi="http://schemas.microsoft.com/office/word/2010/wordprocessingInk" xmlns:wne="http://schemas.microsoft.com/office/word/2006/wordml" xmlns:wps="http://schemas.microsoft.com/office/word/2010/wordprocessingShape" mc:Ignorable="w14 w15 w16se w16cid w16 w16cex w16sdtdh w16sdtfl w16du wp14">
   <w:endnote w:type="separator" w:id="-1">
     <w:p>
@@ -3460,64 +3407,7 @@
 </w:endnotes>
 </file>
 
-<file path=word\fontTable.xml><?xml version="1.0" encoding="utf-8"?>
-<w:fonts xmlns:mc="http://schemas.openxmlformats.org/markup-compatibility/2006" xmlns:r="http://schemas.openxmlformats.org/officeDocument/2006/relationships" xmlns:w="http://schemas.openxmlformats.org/wordprocessingml/2006/main" xmlns:w14="http://schemas.microsoft.com/office/word/2010/wordml" xmlns:w15="http://schemas.microsoft.com/office/word/2012/wordml" xmlns:w16cex="http://schemas.microsoft.com/office/word/2018/wordml/cex" xmlns:w16cid="http://schemas.microsoft.com/office/word/2016/wordml/cid" xmlns:w16="http://schemas.microsoft.com/office/word/2018/wordml" xmlns:w16du="http://schemas.microsoft.com/office/word/2023/wordml/word16du" xmlns:w16sdtdh="http://schemas.microsoft.com/office/word/2020/wordml/sdtdatahash" xmlns:w16sdtfl="http://schemas.microsoft.com/office/word/2024/wordml/sdtformatlock" xmlns:w16se="http://schemas.microsoft.com/office/word/2015/wordml/symex" mc:Ignorable="w14 w15 w16se w16cid w16 w16cex w16sdtdh w16sdtfl w16du">
-  <w:font w:name="Century">
-    <w:panose1 w:val="02040604050505020304"/>
-    <w:charset w:val="00"/>
-    <w:family w:val="roman"/>
-    <w:pitch w:val="variable"/>
-    <w:sig w:usb0="00000287" w:usb1="00000000" w:usb2="00000000" w:usb3="00000000" w:csb0="0000009F" w:csb1="00000000"/>
-  </w:font>
-  <w:font w:name="Mincho">
-    <w:altName w:val="ＭＳ 明朝"/>
-    <w:panose1 w:val="02020609040305080305"/>
-    <w:charset w:val="80"/>
-    <w:family w:val="roman"/>
-    <w:pitch w:val="fixed"/>
-    <w:sig w:usb0="00000001" w:usb1="08070000" w:usb2="00000010" w:usb3="00000000" w:csb0="00020000" w:csb1="00000000"/>
-  </w:font>
-  <w:font w:name="Times New Roman">
-    <w:panose1 w:val="02020603050405020304"/>
-    <w:charset w:val="00"/>
-    <w:family w:val="roman"/>
-    <w:pitch w:val="variable"/>
-    <w:sig w:usb0="E0002EFF" w:usb1="C000785B" w:usb2="00000009" w:usb3="00000000" w:csb0="000001FF" w:csb1="00000000"/>
-  </w:font>
-  <w:font w:name="ＭＳ 明朝">
-    <w:altName w:val="MS Mincho"/>
-    <w:panose1 w:val="02020609040205080304"/>
-    <w:charset w:val="80"/>
-    <w:family w:val="roman"/>
-    <w:pitch w:val="fixed"/>
-    <w:sig w:usb0="E00002FF" w:usb1="6AC7FDFB" w:usb2="08000012" w:usb3="00000000" w:csb0="0002009F" w:csb1="00000000"/>
-  </w:font>
-  <w:font w:name="游ゴシック Light">
-    <w:panose1 w:val="020B0300000000000000"/>
-    <w:charset w:val="80"/>
-    <w:family w:val="modern"/>
-    <w:pitch w:val="variable"/>
-    <w:sig w:usb0="E00002FF" w:usb1="2AC7FDFF" w:usb2="00000016" w:usb3="00000000" w:csb0="0002009F" w:csb1="00000000"/>
-  </w:font>
-  <w:font w:name="ＭＳ ゴシック">
-    <w:altName w:val="MS Gothic"/>
-    <w:panose1 w:val="020B0609070205080204"/>
-    <w:charset w:val="80"/>
-    <w:family w:val="modern"/>
-    <w:pitch w:val="fixed"/>
-    <w:sig w:usb0="E00002FF" w:usb1="6AC7FDFB" w:usb2="08000012" w:usb3="00000000" w:csb0="0002009F" w:csb1="00000000"/>
-  </w:font>
-  <w:font w:name="游明朝">
-    <w:panose1 w:val="02020400000000000000"/>
-    <w:charset w:val="80"/>
-    <w:family w:val="roman"/>
-    <w:pitch w:val="variable"/>
-    <w:sig w:usb0="800002E7" w:usb1="2AC7FCFF" w:usb2="00000012" w:usb3="00000000" w:csb0="0002009F" w:csb1="00000000"/>
-  </w:font>
-</w:fonts>
-</file>
-
-<file path=word\footnotes.xml><?xml version="1.0" encoding="utf-8"?>
+<file path=word/footnotes.xml><?xml version="1.0" encoding="utf-8"?>
 <w:footnotes xmlns:wpc="http://schemas.microsoft.com/office/word/2010/wordprocessingCanvas" xmlns:cx="http://schemas.microsoft.com/office/drawing/2014/chartex" xmlns:cx1="http://schemas.microsoft.com/office/drawing/2015/9/8/chartex" xmlns:cx2="http://schemas.microsoft.com/office/drawing/2015/10/21/chartex" xmlns:cx3="http://schemas.microsoft.com/office/drawing/2016/5/9/chartex" xmlns:cx4="http://schemas.microsoft.com/office/drawing/2016/5/10/chartex" xmlns:cx5="http://schemas.microsoft.com/office/drawing/2016/5/11/chartex" xmlns:cx6="http://schemas.microsoft.com/office/drawing/2016/5/12/chartex" xmlns:cx7="http://schemas.microsoft.com/office/drawing/2016/5/13/chartex" xmlns:cx8="http://schemas.microsoft.com/office/drawing/2016/5/14/chartex" xmlns:mc="http://schemas.openxmlformats.org/markup-compatibility/2006" xmlns:aink="http://schemas.microsoft.com/office/drawing/2016/ink" xmlns:am3d="http://schemas.microsoft.com/office/drawing/2017/model3d" xmlns:o="urn:schemas-microsoft-com:office:office" xmlns:oel="http://schemas.microsoft.com/office/2019/extlst" xmlns:r="http://schemas.openxmlformats.org/officeDocument/2006/relationships" xmlns:m="http://schemas.openxmlformats.org/officeDocument/2006/math" xmlns:v="urn:schemas-microsoft-com:vml" xmlns:wp14="http://schemas.microsoft.com/office/word/2010/wordprocessingDrawing" xmlns:wp="http://schemas.openxmlformats.org/drawingml/2006/wordprocessingDrawing" xmlns:w10="urn:schemas-microsoft-com:office:word" xmlns:w="http://schemas.openxmlformats.org/wordprocessingml/2006/main" xmlns:w14="http://schemas.microsoft.com/office/word/2010/wordml" xmlns:w15="http://schemas.microsoft.com/office/word/2012/wordml" xmlns:w16cex="http://schemas.microsoft.com/office/word/2018/wordml/cex" xmlns:w16cid="http://schemas.microsoft.com/office/word/2016/wordml/cid" xmlns:w16="http://schemas.microsoft.com/office/word/2018/wordml" xmlns:w16du="http://schemas.microsoft.com/office/word/2023/wordml/word16du" xmlns:w16sdtdh="http://schemas.microsoft.com/office/word/2020/wordml/sdtdatahash" xmlns:w16sdtfl="http://schemas.microsoft.com/office/word/2024/wordml/sdtformatlock" xmlns:w16se="http://schemas.microsoft.com/office/word/2015/wordml/symex" xmlns:wpg="http://schemas.microsoft.com/office/word/2010/wordprocessingGroup" xmlns:wpi="http://schemas.microsoft.com/office/word/2010/wordprocessingInk" xmlns:wne="http://schemas.microsoft.com/office/word/2006/wordml" xmlns:wps="http://schemas.microsoft.com/office/word/2010/wordprocessingShape" mc:Ignorable="w14 w15 w16se w16cid w16 w16cex w16sdtdh w16sdtfl w16du wp14">
   <w:footnote w:type="separator" w:id="-1">
     <w:p>
@@ -3536,7 +3426,7 @@
 </w:footnotes>
 </file>
 
-<file path=word\header1.xml><?xml version="1.0" encoding="utf-8"?>
+<file path=word/header1.xml><?xml version="1.0" encoding="utf-8"?>
 <w:hdr xmlns:wpc="http://schemas.microsoft.com/office/word/2010/wordprocessingCanvas" xmlns:cx="http://schemas.microsoft.com/office/drawing/2014/chartex" xmlns:cx1="http://schemas.microsoft.com/office/drawing/2015/9/8/chartex" xmlns:cx2="http://schemas.microsoft.com/office/drawing/2015/10/21/chartex" xmlns:cx3="http://schemas.microsoft.com/office/drawing/2016/5/9/chartex" xmlns:cx4="http://schemas.microsoft.com/office/drawing/2016/5/10/chartex" xmlns:cx5="http://schemas.microsoft.com/office/drawing/2016/5/11/chartex" xmlns:cx6="http://schemas.microsoft.com/office/drawing/2016/5/12/chartex" xmlns:cx7="http://schemas.microsoft.com/office/drawing/2016/5/13/chartex" xmlns:cx8="http://schemas.microsoft.com/office/drawing/2016/5/14/chartex" xmlns:mc="http://schemas.openxmlformats.org/markup-compatibility/2006" xmlns:aink="http://schemas.microsoft.com/office/drawing/2016/ink" xmlns:am3d="http://schemas.microsoft.com/office/drawing/2017/model3d" xmlns:o="urn:schemas-microsoft-com:office:office" xmlns:oel="http://schemas.microsoft.com/office/2019/extlst" xmlns:r="http://schemas.openxmlformats.org/officeDocument/2006/relationships" xmlns:m="http://schemas.openxmlformats.org/officeDocument/2006/math" xmlns:v="urn:schemas-microsoft-com:vml" xmlns:wp14="http://schemas.microsoft.com/office/word/2010/wordprocessingDrawing" xmlns:wp="http://schemas.openxmlformats.org/drawingml/2006/wordprocessingDrawing" xmlns:w10="urn:schemas-microsoft-com:office:word" xmlns:w="http://schemas.openxmlformats.org/wordprocessingml/2006/main" xmlns:w14="http://schemas.microsoft.com/office/word/2010/wordml" xmlns:w15="http://schemas.microsoft.com/office/word/2012/wordml" xmlns:w16cex="http://schemas.microsoft.com/office/word/2018/wordml/cex" xmlns:w16cid="http://schemas.microsoft.com/office/word/2016/wordml/cid" xmlns:w16="http://schemas.microsoft.com/office/word/2018/wordml" xmlns:w16du="http://schemas.microsoft.com/office/word/2023/wordml/word16du" xmlns:w16sdtdh="http://schemas.microsoft.com/office/word/2020/wordml/sdtdatahash" xmlns:w16sdtfl="http://schemas.microsoft.com/office/word/2024/wordml/sdtformatlock" xmlns:w16se="http://schemas.microsoft.com/office/word/2015/wordml/symex" xmlns:wpg="http://schemas.microsoft.com/office/word/2010/wordprocessingGroup" xmlns:wpi="http://schemas.microsoft.com/office/word/2010/wordprocessingInk" xmlns:wne="http://schemas.microsoft.com/office/word/2006/wordml" xmlns:wps="http://schemas.microsoft.com/office/word/2010/wordprocessingShape" mc:Ignorable="w14 w15 w16se w16cid w16 w16cex w16sdtdh w16sdtfl w16du wp14">
   <w:p>
     <w:pPr>
@@ -3555,253 +3445,7 @@
 </w:hdr>
 </file>
 
-<file path=word\settings.xml><?xml version="1.0" encoding="utf-8"?>
-<w:settings xmlns:mc="http://schemas.openxmlformats.org/markup-compatibility/2006" xmlns:o="urn:schemas-microsoft-com:office:office" xmlns:r="http://schemas.openxmlformats.org/officeDocument/2006/relationships" xmlns:m="http://schemas.openxmlformats.org/officeDocument/2006/math" xmlns:v="urn:schemas-microsoft-com:vml" xmlns:w10="urn:schemas-microsoft-com:office:word" xmlns:w="http://schemas.openxmlformats.org/wordprocessingml/2006/main" xmlns:w14="http://schemas.microsoft.com/office/word/2010/wordml" xmlns:w15="http://schemas.microsoft.com/office/word/2012/wordml" xmlns:w16cex="http://schemas.microsoft.com/office/word/2018/wordml/cex" xmlns:w16cid="http://schemas.microsoft.com/office/word/2016/wordml/cid" xmlns:w16="http://schemas.microsoft.com/office/word/2018/wordml" xmlns:w16du="http://schemas.microsoft.com/office/word/2023/wordml/word16du" xmlns:w16sdtdh="http://schemas.microsoft.com/office/word/2020/wordml/sdtdatahash" xmlns:w16sdtfl="http://schemas.microsoft.com/office/word/2024/wordml/sdtformatlock" xmlns:w16se="http://schemas.microsoft.com/office/word/2015/wordml/symex" xmlns:sl="http://schemas.openxmlformats.org/schemaLibrary/2006/main" mc:Ignorable="w14 w15 w16se w16cid w16 w16cex w16sdtdh w16sdtfl w16du">
-  <w:zoom w:percent="100"/>
-  <w:bordersDoNotSurroundHeader/>
-  <w:bordersDoNotSurroundFooter/>
-  <w:stylePaneFormatFilter w:val="1028" w:allStyles="0" w:customStyles="0" w:latentStyles="0" w:stylesInUse="1" w:headingStyles="1" w:numberingStyles="0" w:tableStyles="0" w:directFormattingOnRuns="0" w:directFormattingOnParagraphs="0" w:directFormattingOnNumbering="0" w:directFormattingOnTables="0" w:clearFormatting="1" w:top3HeadingStyles="0" w:visibleStyles="0" w:alternateStyleNames="0"/>
-  <w:defaultTabStop w:val="284"/>
-  <w:drawingGridHorizontalSpacing w:val="20"/>
-  <w:drawingGridVerticalSpacing w:val="20"/>
-  <w:characterSpacingControl w:val="compressPunctuation"/>
-  <w:noLineBreaksAfter w:lang="ja-JP" w:val="$([\{‘“〈《「『【〔＄（［｛｢￡￥"/>
-  <w:noLineBreaksBefore w:lang="ja-JP" w:val="!%),.:;?]}°’”‰′″℃、。々〉》」』】〕゛゜ゝゞ・ヽヾ！％），．：；？］｝｡｣､･ﾞﾟ￠"/>
-  <w:hdrShapeDefaults>
-    <o:shapedefaults v:ext="edit" spidmax="2050">
-      <v:textbox inset="5.85pt,.7pt,5.85pt,.7pt"/>
-    </o:shapedefaults>
-  </w:hdrShapeDefaults>
-  <w:footnotePr>
-    <w:footnote w:id="-1"/>
-    <w:footnote w:id="0"/>
-  </w:footnotePr>
-  <w:endnotePr>
-    <w:endnote w:id="-1"/>
-    <w:endnote w:id="0"/>
-  </w:endnotePr>
-  <w:compat>
-    <w:spaceForUL/>
-    <w:balanceSingleByteDoubleByteWidth/>
-    <w:doNotLeaveBackslashAlone/>
-    <w:ulTrailSpace/>
-    <w:doNotExpandShiftReturn/>
-    <w:doNotUseHTMLParagraphAutoSpacing/>
-    <w:useFELayout/>
-    <w:compatSetting w:name="compatibilityMode" w:uri="http://schemas.microsoft.com/office/word" w:val="15"/>
-    <w:compatSetting w:name="overrideTableStyleFontSizeAndJustification" w:uri="http://schemas.microsoft.com/office/word" w:val="1"/>
-    <w:compatSetting w:name="enableOpenTypeFeatures" w:uri="http://schemas.microsoft.com/office/word" w:val="1"/>
-    <w:compatSetting w:name="doNotFlipMirrorIndents" w:uri="http://schemas.microsoft.com/office/word" w:val="1"/>
-    <w:compatSetting w:name="differentiateMultirowTableHeaders" w:uri="http://schemas.microsoft.com/office/word" w:val="1"/>
-    <w:compatSetting w:name="useWord2013TrackBottomHyphenation" w:uri="http://schemas.microsoft.com/office/word" w:val="0"/>
-  </w:compat>
-  <w:rsids>
-    <w:rsidRoot w:val="00233A61"/>
-    <w:rsid w:val="00031D6D"/>
-    <w:rsid w:val="00043A10"/>
-    <w:rsid w:val="000B0AD6"/>
-    <w:rsid w:val="00117C7C"/>
-    <w:rsid w:val="00124BC6"/>
-    <w:rsid w:val="0014356D"/>
-    <w:rsid w:val="00144CFC"/>
-    <w:rsid w:val="001542DA"/>
-    <w:rsid w:val="00172897"/>
-    <w:rsid w:val="00176FB6"/>
-    <w:rsid w:val="00183245"/>
-    <w:rsid w:val="00193CCC"/>
-    <w:rsid w:val="001D400B"/>
-    <w:rsid w:val="001E1337"/>
-    <w:rsid w:val="001E3341"/>
-    <w:rsid w:val="0021084C"/>
-    <w:rsid w:val="002224E3"/>
-    <w:rsid w:val="0022618D"/>
-    <w:rsid w:val="00233A61"/>
-    <w:rsid w:val="00234A2A"/>
-    <w:rsid w:val="00241FF8"/>
-    <w:rsid w:val="00243B8D"/>
-    <w:rsid w:val="002442AF"/>
-    <w:rsid w:val="002603AF"/>
-    <w:rsid w:val="00267698"/>
-    <w:rsid w:val="002727FE"/>
-    <w:rsid w:val="00273F89"/>
-    <w:rsid w:val="002772AA"/>
-    <w:rsid w:val="002A0D94"/>
-    <w:rsid w:val="002B5297"/>
-    <w:rsid w:val="002E0D70"/>
-    <w:rsid w:val="002E6BFE"/>
-    <w:rsid w:val="002F1CA4"/>
-    <w:rsid w:val="002F2C11"/>
-    <w:rsid w:val="00310556"/>
-    <w:rsid w:val="003176C7"/>
-    <w:rsid w:val="0034056F"/>
-    <w:rsid w:val="00354FB0"/>
-    <w:rsid w:val="003859CA"/>
-    <w:rsid w:val="003B7829"/>
-    <w:rsid w:val="003D0D69"/>
-    <w:rsid w:val="0040279D"/>
-    <w:rsid w:val="00416A19"/>
-    <w:rsid w:val="00433939"/>
-    <w:rsid w:val="0044195B"/>
-    <w:rsid w:val="00452134"/>
-    <w:rsid w:val="004820D9"/>
-    <w:rsid w:val="004B1E12"/>
-    <w:rsid w:val="004B73A0"/>
-    <w:rsid w:val="004C039A"/>
-    <w:rsid w:val="004F44FC"/>
-    <w:rsid w:val="004F7FB1"/>
-    <w:rsid w:val="00521654"/>
-    <w:rsid w:val="00527805"/>
-    <w:rsid w:val="005531B2"/>
-    <w:rsid w:val="00555ED7"/>
-    <w:rsid w:val="005566E4"/>
-    <w:rsid w:val="00580441"/>
-    <w:rsid w:val="00586A7C"/>
-    <w:rsid w:val="005A4467"/>
-    <w:rsid w:val="005D3BFF"/>
-    <w:rsid w:val="0061579A"/>
-    <w:rsid w:val="006271CC"/>
-    <w:rsid w:val="006451B0"/>
-    <w:rsid w:val="00655D0C"/>
-    <w:rsid w:val="006659DE"/>
-    <w:rsid w:val="00691932"/>
-    <w:rsid w:val="006C7FAB"/>
-    <w:rsid w:val="006D5D58"/>
-    <w:rsid w:val="006D68D1"/>
-    <w:rsid w:val="006F575B"/>
-    <w:rsid w:val="007015EF"/>
-    <w:rsid w:val="007019DB"/>
-    <w:rsid w:val="007118AF"/>
-    <w:rsid w:val="00736BA5"/>
-    <w:rsid w:val="007517AE"/>
-    <w:rsid w:val="00762B12"/>
-    <w:rsid w:val="00763EE6"/>
-    <w:rsid w:val="00774A48"/>
-    <w:rsid w:val="007826B4"/>
-    <w:rsid w:val="00783418"/>
-    <w:rsid w:val="00796434"/>
-    <w:rsid w:val="007A0CB0"/>
-    <w:rsid w:val="007B17D4"/>
-    <w:rsid w:val="007E29F7"/>
-    <w:rsid w:val="007E7CF4"/>
-    <w:rsid w:val="007F05FC"/>
-    <w:rsid w:val="007F5A0F"/>
-    <w:rsid w:val="00857F8E"/>
-    <w:rsid w:val="008656FB"/>
-    <w:rsid w:val="008720E5"/>
-    <w:rsid w:val="00883075"/>
-    <w:rsid w:val="008855EB"/>
-    <w:rsid w:val="008C099E"/>
-    <w:rsid w:val="008C42C9"/>
-    <w:rsid w:val="008D03EC"/>
-    <w:rsid w:val="008D198C"/>
-    <w:rsid w:val="008E03B1"/>
-    <w:rsid w:val="00903CF6"/>
-    <w:rsid w:val="00931A35"/>
-    <w:rsid w:val="00977B91"/>
-    <w:rsid w:val="00981D88"/>
-    <w:rsid w:val="00992D43"/>
-    <w:rsid w:val="009C1447"/>
-    <w:rsid w:val="009C28AA"/>
-    <w:rsid w:val="009E7299"/>
-    <w:rsid w:val="00A16524"/>
-    <w:rsid w:val="00A56F33"/>
-    <w:rsid w:val="00A65D07"/>
-    <w:rsid w:val="00A67EA3"/>
-    <w:rsid w:val="00A91083"/>
-    <w:rsid w:val="00A9348A"/>
-    <w:rsid w:val="00A9363B"/>
-    <w:rsid w:val="00AE3390"/>
-    <w:rsid w:val="00B000C0"/>
-    <w:rsid w:val="00B00727"/>
-    <w:rsid w:val="00B30FF3"/>
-    <w:rsid w:val="00B32FC1"/>
-    <w:rsid w:val="00B46061"/>
-    <w:rsid w:val="00B90F92"/>
-    <w:rsid w:val="00BB0125"/>
-    <w:rsid w:val="00BC75AC"/>
-    <w:rsid w:val="00BC7CA6"/>
-    <w:rsid w:val="00BD1326"/>
-    <w:rsid w:val="00BD53A8"/>
-    <w:rsid w:val="00C135AE"/>
-    <w:rsid w:val="00C575DF"/>
-    <w:rsid w:val="00C71634"/>
-    <w:rsid w:val="00C91F2E"/>
-    <w:rsid w:val="00CA4985"/>
-    <w:rsid w:val="00CA6090"/>
-    <w:rsid w:val="00CB0A30"/>
-    <w:rsid w:val="00CB11C9"/>
-    <w:rsid w:val="00CB2E70"/>
-    <w:rsid w:val="00CB396E"/>
-    <w:rsid w:val="00CC4CA8"/>
-    <w:rsid w:val="00CD53FD"/>
-    <w:rsid w:val="00CD5FBA"/>
-    <w:rsid w:val="00CE12E8"/>
-    <w:rsid w:val="00CF0990"/>
-    <w:rsid w:val="00CF14E6"/>
-    <w:rsid w:val="00D276FA"/>
-    <w:rsid w:val="00D34DC9"/>
-    <w:rsid w:val="00DE2FA9"/>
-    <w:rsid w:val="00DF5050"/>
-    <w:rsid w:val="00E1190C"/>
-    <w:rsid w:val="00E2799A"/>
-    <w:rsid w:val="00E33955"/>
-    <w:rsid w:val="00E41380"/>
-    <w:rsid w:val="00E46844"/>
-    <w:rsid w:val="00E747B3"/>
-    <w:rsid w:val="00EB01DB"/>
-    <w:rsid w:val="00EB3117"/>
-    <w:rsid w:val="00EC66AA"/>
-    <w:rsid w:val="00EC69E3"/>
-    <w:rsid w:val="00ED2C19"/>
-    <w:rsid w:val="00ED57B9"/>
-    <w:rsid w:val="00ED7281"/>
-    <w:rsid w:val="00EE3A94"/>
-    <w:rsid w:val="00F029FE"/>
-    <w:rsid w:val="00F072EB"/>
-    <w:rsid w:val="00F07F2E"/>
-    <w:rsid w:val="00F30AB6"/>
-    <w:rsid w:val="00F51272"/>
-    <w:rsid w:val="00F5318D"/>
-    <w:rsid w:val="00F63B86"/>
-    <w:rsid w:val="00F67F61"/>
-    <w:rsid w:val="00F822F8"/>
-    <w:rsid w:val="00FC390C"/>
-    <w:rsid w:val="00FD0E38"/>
-    <w:rsid w:val="00FF4B42"/>
-  </w:rsids>
-  <m:mathPr>
-    <m:mathFont m:val="Cambria Math"/>
-    <m:brkBin m:val="before"/>
-    <m:brkBinSub m:val="--"/>
-    <m:smallFrac m:val="0"/>
-    <m:dispDef/>
-    <m:lMargin m:val="0"/>
-    <m:rMargin m:val="0"/>
-    <m:defJc m:val="centerGroup"/>
-    <m:wrapIndent m:val="1440"/>
-    <m:intLim m:val="subSup"/>
-    <m:naryLim m:val="subSup"/>
-  </m:mathPr>
-  <w:themeFontLang w:val="en-US" w:eastAsia="ja-JP"/>
-  <w:clrSchemeMapping w:bg1="light1" w:t1="dark1" w:bg2="light2" w:t2="dark2" w:accent1="accent1" w:accent2="accent2" w:accent3="accent3" w:accent4="accent4" w:accent5="accent5" w:accent6="accent6" w:hyperlink="hyperlink" w:followedHyperlink="followedHyperlink"/>
-  <w:doNotIncludeSubdocsInStats/>
-  <w:shapeDefaults>
-    <o:shapedefaults v:ext="edit" spidmax="2050">
-      <v:textbox inset="5.85pt,.7pt,5.85pt,.7pt"/>
-    </o:shapedefaults>
-    <o:shapelayout v:ext="edit">
-      <o:idmap v:ext="edit" data="2"/>
-    </o:shapelayout>
-  </w:shapeDefaults>
-  <w:decimalSymbol w:val="."/>
-  <w:listSeparator w:val=","/>
-  <w14:docId w14:val="1361ABE9"/>
-  <w15:chartTrackingRefBased/>
-  <w15:docId w15:val="{1C72BCB0-3A8D-4710-8713-A952E5984649}"/>
-</w:settings>
-</file>
-
-<file path=word\styles.xml><?xml version="1.0" encoding="utf-8"?>
+<file path=word/styles.xml><?xml version="1.0" encoding="utf-8"?>
 <w:styles xmlns:mc="http://schemas.openxmlformats.org/markup-compatibility/2006" xmlns:r="http://schemas.openxmlformats.org/officeDocument/2006/relationships" xmlns:w="http://schemas.openxmlformats.org/wordprocessingml/2006/main" xmlns:w14="http://schemas.microsoft.com/office/word/2010/wordml" xmlns:w15="http://schemas.microsoft.com/office/word/2012/wordml" xmlns:w16cex="http://schemas.microsoft.com/office/word/2018/wordml/cex" xmlns:w16cid="http://schemas.microsoft.com/office/word/2016/wordml/cid" xmlns:w16="http://schemas.microsoft.com/office/word/2018/wordml" xmlns:w16du="http://schemas.microsoft.com/office/word/2023/wordml/word16du" xmlns:w16sdtdh="http://schemas.microsoft.com/office/word/2020/wordml/sdtdatahash" xmlns:w16sdtfl="http://schemas.microsoft.com/office/word/2024/wordml/sdtformatlock" xmlns:w16se="http://schemas.microsoft.com/office/word/2015/wordml/symex" mc:Ignorable="w14 w15 w16se w16cid w16 w16cex w16sdtdh w16sdtfl w16du">
   <w:docDefaults>
     <w:rPrDefault>
@@ -4419,7 +4063,7 @@
 </w:styles>
 </file>
 
-<file path=word\theme\theme1.xml><?xml version="1.0" encoding="utf-8"?>
+<file path=word/theme/theme1.xml><?xml version="1.0" encoding="utf-8"?>
 <a:theme xmlns:a="http://schemas.openxmlformats.org/drawingml/2006/main" name="Office テーマ">
   <a:themeElements>
     <a:clrScheme name="Office">
@@ -4732,24 +4376,4 @@
     </a:ext>
   </a:extLst>
 </a:theme>
-</file>
-
-<file path=word\webSettings.xml><?xml version="1.0" encoding="utf-8"?>
-<w:webSettings xmlns:mc="http://schemas.openxmlformats.org/markup-compatibility/2006" xmlns:r="http://schemas.openxmlformats.org/officeDocument/2006/relationships" xmlns:w="http://schemas.openxmlformats.org/wordprocessingml/2006/main" xmlns:w14="http://schemas.microsoft.com/office/word/2010/wordml" xmlns:w15="http://schemas.microsoft.com/office/word/2012/wordml" xmlns:w16cex="http://schemas.microsoft.com/office/word/2018/wordml/cex" xmlns:w16cid="http://schemas.microsoft.com/office/word/2016/wordml/cid" xmlns:w16="http://schemas.microsoft.com/office/word/2018/wordml" xmlns:w16du="http://schemas.microsoft.com/office/word/2023/wordml/word16du" xmlns:w16sdtdh="http://schemas.microsoft.com/office/word/2020/wordml/sdtdatahash" xmlns:w16sdtfl="http://schemas.microsoft.com/office/word/2024/wordml/sdtformatlock" xmlns:w16se="http://schemas.microsoft.com/office/word/2015/wordml/symex" mc:Ignorable="w14 w15 w16se w16cid w16 w16cex w16sdtdh w16sdtfl w16du">
-  <w:divs>
-    <w:div w:id="1599413186">
-      <w:bodyDiv w:val="1"/>
-      <w:marLeft w:val="0"/>
-      <w:marRight w:val="0"/>
-      <w:marTop w:val="0"/>
-      <w:marBottom w:val="0"/>
-      <w:divBdr>
-        <w:top w:val="none" w:sz="0" w:space="0" w:color="auto"/>
-        <w:left w:val="none" w:sz="0" w:space="0" w:color="auto"/>
-        <w:bottom w:val="none" w:sz="0" w:space="0" w:color="auto"/>
-        <w:right w:val="none" w:sz="0" w:space="0" w:color="auto"/>
-      </w:divBdr>
-    </w:div>
-  </w:divs>
-</w:webSettings>
 </file>
--- a/02_kanri-flow_報告案_共通.docx
+++ b/02_kanri-flow_報告案_共通.docx
@@ -1014,26 +1014,26 @@
                 <w:color w:val="000000" w:themeColor="text1"/>
                 <w:szCs w:val="21"/>
               </w:rPr>
+              <w:t>上位変更</w:t>
+            </w:r>
+            <w:r>
+              <w:rPr>
+                <w:rFonts w:ascii="ＭＳ 明朝" w:hAnsi="ＭＳ 明朝"/>
+                <w:color w:val="000000" w:themeColor="text1"/>
+                <w:szCs w:val="21"/>
+              </w:rPr>
+              <w:t xml:space="preserve">}} </w:t>
+            </w:r>
+            <w:r>
+              <w:rPr>
+                <w:rFonts w:ascii="ＭＳ 明朝" w:hAnsi="ＭＳ 明朝"/>
+                <w:color w:val="000000" w:themeColor="text1"/>
+                <w:szCs w:val="21"/>
+              </w:rPr>
               <w:t>変更</w:t>
             </w:r>
             <w:r>
               <w:rPr>
-                <w:rFonts w:ascii="ＭＳ 明朝" w:hAnsi="ＭＳ 明朝"/>
-                <w:color w:val="000000" w:themeColor="text1"/>
-                <w:szCs w:val="21"/>
-              </w:rPr>
-              <w:t xml:space="preserve">}} </w:t>
-            </w:r>
-            <w:r>
-              <w:rPr>
-                <w:rFonts w:ascii="ＭＳ 明朝" w:hAnsi="ＭＳ 明朝"/>
-                <w:color w:val="000000" w:themeColor="text1"/>
-                <w:szCs w:val="21"/>
-              </w:rPr>
-              <w:t>変更</w:t>
-            </w:r>
-            <w:r>
-              <w:rPr>
                 <w:rFonts w:ascii="ＭＳ 明朝" w:hAnsi="ＭＳ 明朝" w:hint="eastAsia"/>
                 <w:color w:val="000000" w:themeColor="text1"/>
                 <w:szCs w:val="21"/>
@@ -1070,7 +1070,7 @@
                 <w:color w:val="000000" w:themeColor="text1"/>
                 <w:szCs w:val="21"/>
               </w:rPr>
-              <w:t>変更_詳細</w:t>
+              <w:t>下位変更</w:t>
             </w:r>
             <w:r>
               <w:rPr>

--- a/02_kanri-flow_報告案_共通.docx
+++ b/02_kanri-flow_報告案_共通.docx
@@ -986,6 +986,14 @@
             </w:pPr>
             <w:r>
               <w:rPr>
+                <w:rFonts w:ascii="ＭＳ 明朝" w:hAnsi="ＭＳ 明朝" w:hint="eastAsia"/>
+                <w:color w:val="000000" w:themeColor="text1"/>
+                <w:szCs w:val="21"/>
+              </w:rPr>
+              <w:t>□</w:t>
+            </w:r>
+            <w:r>
+              <w:rPr>
                 <w:rFonts w:ascii="ＭＳ 明朝" w:hAnsi="ＭＳ 明朝"/>
                 <w:color w:val="000000" w:themeColor="text1"/>
                 <w:szCs w:val="21"/>
@@ -1039,6 +1047,14 @@
                 <w:szCs w:val="21"/>
               </w:rPr>
               <w:t xml:space="preserve">　</w:t>
+            </w:r>
+            <w:r>
+              <w:rPr>
+                <w:rFonts w:ascii="ＭＳ 明朝" w:hAnsi="ＭＳ 明朝" w:hint="eastAsia"/>
+                <w:color w:val="000000" w:themeColor="text1"/>
+                <w:szCs w:val="21"/>
+              </w:rPr>
+              <w:t>□</w:t>
             </w:r>
             <w:r>
               <w:rPr>

--- a/02_kanri-flow_報告案_共通.docx
+++ b/02_kanri-flow_報告案_共通.docx
@@ -986,14 +986,6 @@
             </w:pPr>
             <w:r>
               <w:rPr>
-                <w:rFonts w:ascii="ＭＳ 明朝" w:hAnsi="ＭＳ 明朝" w:hint="eastAsia"/>
-                <w:color w:val="000000" w:themeColor="text1"/>
-                <w:szCs w:val="21"/>
-              </w:rPr>
-              <w:t>□</w:t>
-            </w:r>
-            <w:r>
-              <w:rPr>
                 <w:rFonts w:ascii="ＭＳ 明朝" w:hAnsi="ＭＳ 明朝"/>
                 <w:color w:val="000000" w:themeColor="text1"/>
                 <w:szCs w:val="21"/>
@@ -1047,14 +1039,6 @@
                 <w:szCs w:val="21"/>
               </w:rPr>
               <w:t xml:space="preserve">　</w:t>
-            </w:r>
-            <w:r>
-              <w:rPr>
-                <w:rFonts w:ascii="ＭＳ 明朝" w:hAnsi="ＭＳ 明朝" w:hint="eastAsia"/>
-                <w:color w:val="000000" w:themeColor="text1"/>
-                <w:szCs w:val="21"/>
-              </w:rPr>
-              <w:t>□</w:t>
             </w:r>
             <w:r>
               <w:rPr>
